--- a/templates/template_L2.docx
+++ b/templates/template_L2.docx
@@ -1,10 +1,10 @@
 
 <file path=word/document.xml><?xml version="1.0" encoding="utf-8"?>
-<w:document xmlns:wpc="http://schemas.microsoft.com/office/word/2010/wordprocessingCanvas" xmlns:cx="http://schemas.microsoft.com/office/drawing/2014/chartex" xmlns:cx1="http://schemas.microsoft.com/office/drawing/2015/9/8/chartex" xmlns:cx2="http://schemas.microsoft.com/office/drawing/2015/10/21/chartex" xmlns:cx3="http://schemas.microsoft.com/office/drawing/2016/5/9/chartex" xmlns:cx4="http://schemas.microsoft.com/office/drawing/2016/5/10/chartex" xmlns:cx5="http://schemas.microsoft.com/office/drawing/2016/5/11/chartex" xmlns:cx6="http://schemas.microsoft.com/office/drawing/2016/5/12/chartex" xmlns:cx7="http://schemas.microsoft.com/office/drawing/2016/5/13/chartex" xmlns:cx8="http://schemas.microsoft.com/office/drawing/2016/5/14/chartex" xmlns:mc="http://schemas.openxmlformats.org/markup-compatibility/2006" xmlns:aink="http://schemas.microsoft.com/office/drawing/2016/ink" xmlns:am3d="http://schemas.microsoft.com/office/drawing/2017/model3d" xmlns:o="urn:schemas-microsoft-com:office:office" xmlns:r="http://schemas.openxmlformats.org/officeDocument/2006/relationships" xmlns:m="http://schemas.openxmlformats.org/officeDocument/2006/math" xmlns:v="urn:schemas-microsoft-com:vml" xmlns:wp14="http://schemas.microsoft.com/office/word/2010/wordprocessingDrawing" xmlns:wp="http://schemas.openxmlformats.org/drawingml/2006/wordprocessingDrawing" xmlns:w10="urn:schemas-microsoft-com:office:word" xmlns:w="http://schemas.openxmlformats.org/wordprocessingml/2006/main" xmlns:w14="http://schemas.microsoft.com/office/word/2010/wordml" xmlns:w15="http://schemas.microsoft.com/office/word/2012/wordml" xmlns:w16cex="http://schemas.microsoft.com/office/word/2018/wordml/cex" xmlns:w16cid="http://schemas.microsoft.com/office/word/2016/wordml/cid" xmlns:w16="http://schemas.microsoft.com/office/word/2018/wordml" xmlns:w16sdtdh="http://schemas.microsoft.com/office/word/2020/wordml/sdtdatahash" xmlns:w16se="http://schemas.microsoft.com/office/word/2015/wordml/symex" xmlns:wpg="http://schemas.microsoft.com/office/word/2010/wordprocessingGroup" xmlns:wpi="http://schemas.microsoft.com/office/word/2010/wordprocessingInk" xmlns:wne="http://schemas.microsoft.com/office/word/2006/wordml" xmlns:wps="http://schemas.microsoft.com/office/word/2010/wordprocessingShape" mc:Ignorable="w14 w15 w16se w16cid w16 w16cex w16sdtdh wp14">
+<w:document xmlns:wpc="http://schemas.microsoft.com/office/word/2010/wordprocessingCanvas" xmlns:cx="http://schemas.microsoft.com/office/drawing/2014/chartex" xmlns:mc="http://schemas.openxmlformats.org/markup-compatibility/2006" xmlns:o="urn:schemas-microsoft-com:office:office" xmlns:r="http://schemas.openxmlformats.org/officeDocument/2006/relationships" xmlns:m="http://schemas.openxmlformats.org/officeDocument/2006/math" xmlns:v="urn:schemas-microsoft-com:vml" xmlns:wp14="http://schemas.microsoft.com/office/word/2010/wordprocessingDrawing" xmlns:wp="http://schemas.openxmlformats.org/drawingml/2006/wordprocessingDrawing" xmlns:w10="urn:schemas-microsoft-com:office:word" xmlns:w="http://schemas.openxmlformats.org/wordprocessingml/2006/main" xmlns:w14="http://schemas.microsoft.com/office/word/2010/wordml" xmlns:w15="http://schemas.microsoft.com/office/word/2012/wordml" xmlns:w16se="http://schemas.microsoft.com/office/word/2015/wordml/symex" xmlns:wpg="http://schemas.microsoft.com/office/word/2010/wordprocessingGroup" xmlns:wpi="http://schemas.microsoft.com/office/word/2010/wordprocessingInk" xmlns:wne="http://schemas.microsoft.com/office/word/2006/wordml" xmlns:wps="http://schemas.microsoft.com/office/word/2010/wordprocessingShape" mc:Ignorable="w14 w15 w16se wp14">
   <w:body>
     <w:p>
       <w:pPr>
-        <w:pStyle w:val="BodyText"/>
+        <w:pStyle w:val="Corpsdetexte"/>
         <w:spacing w:before="216"/>
         <w:rPr>
           <w:rFonts w:ascii="Times New Roman"/>
@@ -103,7 +103,7 @@
           </mc:Choice>
           <mc:Fallback>
             <w:pict>
-              <v:group w14:anchorId="7F132E01" id="Group 1" o:spid="_x0000_s1026" style="position:absolute;margin-left:-2.25pt;margin-top:1.5pt;width:846pt;height:593.2pt;z-index:-251660288;mso-wrap-distance-left:0;mso-wrap-distance-right:0;mso-position-horizontal-relative:page;mso-position-vertical-relative:page;mso-width-relative:margin;mso-height-relative:margin" coordorigin="-647,-1677" coordsize="104405,74614" o:gfxdata="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">
+              <v:group w14:anchorId="770D34D1" id="Group 1" o:spid="_x0000_s1026" style="position:absolute;margin-left:-2.25pt;margin-top:1.5pt;width:846pt;height:593.2pt;z-index:-251660288;mso-wrap-distance-left:0;mso-wrap-distance-right:0;mso-position-horizontal-relative:page;mso-position-vertical-relative:page;mso-width-relative:margin;mso-height-relative:margin" coordorigin="-647,-1677" coordsize="104405,74614" o:gfxdata="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">
                 <v:shapetype id="_x0000_t75" coordsize="21600,21600" o:spt="75" o:preferrelative="t" path="m@4@5l@4@11@9@11@9@5xe" filled="f" stroked="f">
                   <v:stroke joinstyle="miter"/>
                   <v:formulas>
@@ -138,7 +138,7 @@
     </w:p>
     <w:p>
       <w:pPr>
-        <w:pStyle w:val="Heading1"/>
+        <w:pStyle w:val="Titre1"/>
         <w:spacing w:before="31"/>
         <w:ind w:right="4749"/>
         <w:jc w:val="center"/>
@@ -207,7 +207,30 @@
                                 <w:sz w:val="20"/>
                                 <w:szCs w:val="20"/>
                               </w:rPr>
-                              <w:t>Enregistré sous N° 26/………………../DRETFP/SEA/ANALAMANGA</w:t>
+                              <w:t>Enregistré sous N° 26/…………</w:t>
+                            </w:r>
+                            <w:proofErr w:type="gramStart"/>
+                            <w:r>
+                              <w:rPr>
+                                <w:sz w:val="20"/>
+                                <w:szCs w:val="20"/>
+                              </w:rPr>
+                              <w:t>…….</w:t>
+                            </w:r>
+                            <w:proofErr w:type="gramEnd"/>
+                            <w:r>
+                              <w:rPr>
+                                <w:sz w:val="20"/>
+                                <w:szCs w:val="20"/>
+                              </w:rPr>
+                              <w:t>./DRETFP/SEA/</w:t>
+                            </w:r>
+                            <w:r>
+                              <w:rPr>
+                                <w:sz w:val="20"/>
+                                <w:szCs w:val="20"/>
+                              </w:rPr>
+                              <w:t>ATSINANANA</w:t>
                             </w:r>
                           </w:p>
                           <w:p>
@@ -263,7 +286,30 @@
                           <w:sz w:val="20"/>
                           <w:szCs w:val="20"/>
                         </w:rPr>
-                        <w:t>Enregistré sous N° 26/………………../DRETFP/SEA/ANALAMANGA</w:t>
+                        <w:t>Enregistré sous N° 26/…………</w:t>
+                      </w:r>
+                      <w:proofErr w:type="gramStart"/>
+                      <w:r>
+                        <w:rPr>
+                          <w:sz w:val="20"/>
+                          <w:szCs w:val="20"/>
+                        </w:rPr>
+                        <w:t>…….</w:t>
+                      </w:r>
+                      <w:proofErr w:type="gramEnd"/>
+                      <w:r>
+                        <w:rPr>
+                          <w:sz w:val="20"/>
+                          <w:szCs w:val="20"/>
+                        </w:rPr>
+                        <w:t>./DRETFP/SEA/</w:t>
+                      </w:r>
+                      <w:r>
+                        <w:rPr>
+                          <w:sz w:val="20"/>
+                          <w:szCs w:val="20"/>
+                        </w:rPr>
+                        <w:t>ATSINANANA</w:t>
                       </w:r>
                     </w:p>
                     <w:p>
@@ -303,6 +349,7 @@
           <w:szCs w:val="20"/>
           <w:lang w:val="en-US"/>
         </w:rPr>
+        <w:lastRenderedPageBreak/>
         <w:t>REPOBLIKAN’I</w:t>
       </w:r>
       <w:r>
@@ -326,7 +373,7 @@
     </w:p>
     <w:p>
       <w:pPr>
-        <w:pStyle w:val="BodyText"/>
+        <w:pStyle w:val="Corpsdetexte"/>
         <w:spacing w:before="25"/>
         <w:ind w:right="4751"/>
         <w:jc w:val="center"/>
@@ -422,7 +469,7 @@
     </w:p>
     <w:p>
       <w:pPr>
-        <w:pStyle w:val="BodyText"/>
+        <w:pStyle w:val="Corpsdetexte"/>
         <w:spacing w:before="20"/>
         <w:ind w:left="720" w:right="4749" w:firstLine="720"/>
         <w:rPr>
@@ -443,7 +490,7 @@
     </w:p>
     <w:p>
       <w:pPr>
-        <w:pStyle w:val="BodyText"/>
+        <w:pStyle w:val="Corpsdetexte"/>
         <w:jc w:val="center"/>
         <w:rPr>
           <w:lang w:val="en-US"/>
@@ -785,7 +832,7 @@
     </w:p>
     <w:p>
       <w:pPr>
-        <w:pStyle w:val="Title"/>
+        <w:pStyle w:val="Titre"/>
         <w:rPr>
           <w:sz w:val="40"/>
           <w:szCs w:val="40"/>
@@ -836,7 +883,7 @@
     </w:p>
     <w:p>
       <w:pPr>
-        <w:pStyle w:val="BodyText"/>
+        <w:pStyle w:val="Corpsdetexte"/>
         <w:spacing w:line="248" w:lineRule="exact"/>
         <w:ind w:left="659"/>
         <w:rPr>
@@ -983,7 +1030,7 @@
     </w:p>
     <w:p>
       <w:pPr>
-        <w:pStyle w:val="ListParagraph"/>
+        <w:pStyle w:val="Paragraphedeliste"/>
         <w:numPr>
           <w:ilvl w:val="0"/>
           <w:numId w:val="1"/>
@@ -1003,12 +1050,70 @@
           <w:sz w:val="20"/>
           <w:szCs w:val="20"/>
         </w:rPr>
-        <w:t>Vu l’arrêté n° 28.284/2021/METFP du 12 Novembre 2021 portant l’ouverture d’un Etablissement d’Enseignement Technique et de la Formation Professionnelle dénommé « INSTITUT DE FORMATION DES ENSEIGNANTS A MADAGASCAR (IFEM) ANTANANARIVO ».</w:t>
+        <w:t>Vu l’arrêté n</w:t>
+      </w:r>
+      <w:proofErr w:type="gramStart"/>
+      <w:r>
+        <w:rPr>
+          <w:sz w:val="20"/>
+          <w:szCs w:val="20"/>
+        </w:rPr>
+        <w:t>°</w:t>
+      </w:r>
+      <w:r>
+        <w:rPr>
+          <w:sz w:val="20"/>
+          <w:szCs w:val="20"/>
+        </w:rPr>
+        <w:t xml:space="preserve"> </w:t>
+      </w:r>
+      <w:r>
+        <w:rPr>
+          <w:sz w:val="20"/>
+          <w:szCs w:val="20"/>
+        </w:rPr>
+        <w:t xml:space="preserve"> </w:t>
+      </w:r>
+      <w:r>
+        <w:rPr>
+          <w:sz w:val="20"/>
+          <w:szCs w:val="20"/>
+        </w:rPr>
+        <w:t>304</w:t>
+      </w:r>
+      <w:proofErr w:type="gramEnd"/>
+      <w:r>
+        <w:rPr>
+          <w:sz w:val="20"/>
+          <w:szCs w:val="20"/>
+        </w:rPr>
+        <w:t xml:space="preserve">/2018/MEETFP Portant ouverture d’un Etablissement d’Enseignement Technique et de Formation Professionnelle dénommé  </w:t>
+      </w:r>
+      <w:r>
+        <w:rPr>
+          <w:sz w:val="20"/>
+          <w:szCs w:val="20"/>
+        </w:rPr>
+        <w:t xml:space="preserve">« INSTITUT DE FORMATION DES ENSEIGNANTS </w:t>
+      </w:r>
+      <w:r>
+        <w:rPr>
+          <w:sz w:val="20"/>
+          <w:szCs w:val="20"/>
+        </w:rPr>
+        <w:t xml:space="preserve">A MADAGASCAR (IFEM) </w:t>
+      </w:r>
+      <w:r>
+        <w:rPr>
+          <w:sz w:val="20"/>
+          <w:szCs w:val="20"/>
+        </w:rPr>
+        <w:t>»</w:t>
       </w:r>
     </w:p>
     <w:p>
       <w:pPr>
-        <w:pStyle w:val="ListParagraph"/>
+        <w:pStyle w:val="Paragraphedeliste"/>
         <w:numPr>
           <w:ilvl w:val="0"/>
           <w:numId w:val="1"/>
@@ -1028,12 +1133,42 @@
           <w:sz w:val="20"/>
           <w:szCs w:val="20"/>
         </w:rPr>
-        <w:t>Vu l’arrêté n° 28.283/2021/METFP du 12 Novembre 2021 portant l’agrément de filière à l’« INSTITUT DE FORMATION DES ENSEIGNANTS A MADAGASCAR ».</w:t>
+        <w:t xml:space="preserve">Vu l’arrêté n° </w:t>
+      </w:r>
+      <w:r>
+        <w:rPr>
+          <w:sz w:val="20"/>
+          <w:szCs w:val="20"/>
+        </w:rPr>
+        <w:t>303/2018/MEETFP</w:t>
+      </w:r>
+      <w:r>
+        <w:rPr>
+          <w:sz w:val="20"/>
+          <w:szCs w:val="20"/>
+        </w:rPr>
+        <w:t xml:space="preserve"> portant l’agrément de filière à l</w:t>
+      </w:r>
+      <w:proofErr w:type="gramStart"/>
+      <w:r>
+        <w:rPr>
+          <w:sz w:val="20"/>
+          <w:szCs w:val="20"/>
+        </w:rPr>
+        <w:t>’«</w:t>
+      </w:r>
+      <w:proofErr w:type="gramEnd"/>
+      <w:r>
+        <w:rPr>
+          <w:sz w:val="20"/>
+          <w:szCs w:val="20"/>
+        </w:rPr>
+        <w:t xml:space="preserve"> INSTITUT DE FORMATION DES ENSEIGNANTS A MADAGASCAR ».</w:t>
       </w:r>
     </w:p>
     <w:p>
       <w:pPr>
-        <w:pStyle w:val="ListParagraph"/>
+        <w:pStyle w:val="Paragraphedeliste"/>
         <w:numPr>
           <w:ilvl w:val="0"/>
           <w:numId w:val="1"/>
@@ -1052,12 +1187,40 @@
           <w:sz w:val="20"/>
           <w:szCs w:val="20"/>
         </w:rPr>
-        <w:t>Vu l’arrêté n° 14016/2022-CNEAT portant détermination de l’équivalence administrative d’un titre dans la Fonction Publique. Session du 03 Février 2022.</w:t>
+        <w:t xml:space="preserve">Vu l’arrêté n° </w:t>
+      </w:r>
+      <w:r>
+        <w:rPr>
+          <w:sz w:val="20"/>
+          <w:szCs w:val="20"/>
+        </w:rPr>
+        <w:t>30397/2018</w:t>
+      </w:r>
+      <w:r>
+        <w:rPr>
+          <w:sz w:val="20"/>
+          <w:szCs w:val="20"/>
+        </w:rPr>
+        <w:t>-CNEAT portant détermination de l’équivalence administrative d’un titre dans la Fonction Publ</w:t>
+      </w:r>
+      <w:r>
+        <w:rPr>
+          <w:sz w:val="20"/>
+          <w:szCs w:val="20"/>
+        </w:rPr>
+        <w:t>ique. Session du 12 OCTOBRE 2018</w:t>
+      </w:r>
+      <w:r>
+        <w:rPr>
+          <w:sz w:val="20"/>
+          <w:szCs w:val="20"/>
+        </w:rPr>
+        <w:t>.</w:t>
       </w:r>
     </w:p>
     <w:p>
       <w:pPr>
-        <w:pStyle w:val="ListParagraph"/>
+        <w:pStyle w:val="Paragraphedeliste"/>
         <w:numPr>
           <w:ilvl w:val="0"/>
           <w:numId w:val="1"/>
@@ -1621,7 +1784,7 @@
     </w:p>
     <w:p>
       <w:pPr>
-        <w:pStyle w:val="BodyText"/>
+        <w:pStyle w:val="Corpsdetexte"/>
         <w:ind w:left="678"/>
         <w:rPr>
           <w:sz w:val="20"/>
@@ -1633,7 +1796,24 @@
           <w:sz w:val="20"/>
           <w:szCs w:val="20"/>
         </w:rPr>
-        <w:t xml:space="preserve">Spécialité : </w:t>
+        <w:lastRenderedPageBreak/>
+        <w:t xml:space="preserve">Spécialité </w:t>
+      </w:r>
+      <w:r>
+        <w:rPr>
+          <w:sz w:val="20"/>
+          <w:szCs w:val="20"/>
+        </w:rPr>
+        <w:t xml:space="preserve">  </w:t>
+      </w:r>
+      <w:bookmarkStart w:id="0" w:name="_GoBack"/>
+      <w:bookmarkEnd w:id="0"/>
+      <w:r>
+        <w:rPr>
+          <w:sz w:val="20"/>
+          <w:szCs w:val="20"/>
+        </w:rPr>
+        <w:t xml:space="preserve">: </w:t>
       </w:r>
       <w:r>
         <w:rPr>
@@ -1646,7 +1826,7 @@
     </w:p>
     <w:p>
       <w:pPr>
-        <w:pStyle w:val="BodyText"/>
+        <w:pStyle w:val="Corpsdetexte"/>
         <w:ind w:left="678"/>
         <w:rPr>
           <w:sz w:val="20"/>
@@ -1675,8 +1855,16 @@
         <w:rPr>
           <w:b/>
         </w:rPr>
-        <w:t>TNR 227}}/</w:t>
-      </w:r>
+        <w:t>TNR 227</w:t>
+      </w:r>
+      <w:proofErr w:type="gramStart"/>
+      <w:r>
+        <w:rPr>
+          <w:b/>
+        </w:rPr>
+        <w:t>}}/</w:t>
+      </w:r>
+      <w:proofErr w:type="gramEnd"/>
       <w:r>
         <w:rPr>
           <w:b/>
@@ -1692,7 +1880,7 @@
     </w:p>
     <w:p>
       <w:pPr>
-        <w:pStyle w:val="BodyText"/>
+        <w:pStyle w:val="Corpsdetexte"/>
         <w:spacing w:before="226"/>
         <w:ind w:left="678" w:right="-7096"/>
       </w:pPr>
@@ -1825,7 +2013,7 @@
     </w:p>
     <w:p>
       <w:pPr>
-        <w:pStyle w:val="BodyText"/>
+        <w:pStyle w:val="Corpsdetexte"/>
         <w:spacing w:before="10" w:line="393" w:lineRule="auto"/>
         <w:ind w:right="1324"/>
       </w:pPr>
@@ -1833,6 +2021,7 @@
         <w:br w:type="column"/>
       </w:r>
       <w:r>
+        <w:lastRenderedPageBreak/>
         <w:t xml:space="preserve">Mention </w:t>
       </w:r>
       <w:r>
@@ -1854,7 +2043,7 @@
     </w:p>
     <w:p>
       <w:pPr>
-        <w:pStyle w:val="BodyText"/>
+        <w:pStyle w:val="Corpsdetexte"/>
         <w:spacing w:line="393" w:lineRule="auto"/>
         <w:sectPr>
           <w:type w:val="continuous"/>
@@ -1869,7 +2058,7 @@
     </w:p>
     <w:p>
       <w:pPr>
-        <w:pStyle w:val="BodyText"/>
+        <w:pStyle w:val="Corpsdetexte"/>
         <w:tabs>
           <w:tab w:val="left" w:pos="9109"/>
         </w:tabs>
@@ -1877,6 +2066,7 @@
         <w:ind w:left="678"/>
       </w:pPr>
       <w:r>
+        <w:lastRenderedPageBreak/>
         <w:t>Né(e)</w:t>
       </w:r>
       <w:r>
@@ -1885,6 +2075,7 @@
         </w:rPr>
         <w:t xml:space="preserve"> </w:t>
       </w:r>
+      <w:proofErr w:type="gramStart"/>
       <w:r>
         <w:rPr>
           <w:b/>
@@ -1903,7 +2094,15 @@
           <w:b/>
           <w:spacing w:val="-5"/>
         </w:rPr>
-        <w:t xml:space="preserve">{{ </w:t>
+        <w:t>{</w:t>
+      </w:r>
+      <w:proofErr w:type="gramEnd"/>
+      <w:r>
+        <w:rPr>
+          <w:b/>
+          <w:spacing w:val="-5"/>
+        </w:rPr>
+        <w:t xml:space="preserve">{ </w:t>
       </w:r>
       <w:r>
         <w:rPr>
@@ -1997,7 +2196,7 @@
     </w:p>
     <w:p>
       <w:pPr>
-        <w:pStyle w:val="Heading1"/>
+        <w:pStyle w:val="Titre1"/>
         <w:tabs>
           <w:tab w:val="left" w:pos="10257"/>
         </w:tabs>
@@ -2010,7 +2209,7 @@
     </w:p>
     <w:p>
       <w:pPr>
-        <w:pStyle w:val="Heading1"/>
+        <w:pStyle w:val="Titre1"/>
         <w:tabs>
           <w:tab w:val="left" w:pos="10257"/>
         </w:tabs>
@@ -2021,10 +2220,21 @@
         <w:rPr>
           <w:spacing w:val="-2"/>
         </w:rPr>
-        <w:t xml:space="preserve">                                 L’impétrant(e)</w:t>
-      </w:r>
-      <w:r>
-        <w:t xml:space="preserve">                                                                                                                               Le</w:t>
+        <w:t xml:space="preserve">                                 L’impétrant(</w:t>
+      </w:r>
+      <w:proofErr w:type="gramStart"/>
+      <w:r>
+        <w:rPr>
+          <w:spacing w:val="-2"/>
+        </w:rPr>
+        <w:t>e)</w:t>
+      </w:r>
+      <w:r>
+        <w:t xml:space="preserve">   </w:t>
+      </w:r>
+      <w:proofErr w:type="gramEnd"/>
+      <w:r>
+        <w:t xml:space="preserve">                                                                                                                            Le</w:t>
       </w:r>
       <w:r>
         <w:rPr>
@@ -2059,7 +2269,7 @@
     </w:p>
     <w:p>
       <w:pPr>
-        <w:pStyle w:val="BodyText"/>
+        <w:pStyle w:val="Corpsdetexte"/>
         <w:rPr>
           <w:b/>
         </w:rPr>
@@ -2067,7 +2277,7 @@
     </w:p>
     <w:p>
       <w:pPr>
-        <w:pStyle w:val="BodyText"/>
+        <w:pStyle w:val="Corpsdetexte"/>
         <w:rPr>
           <w:b/>
         </w:rPr>
@@ -2075,7 +2285,7 @@
     </w:p>
     <w:p>
       <w:pPr>
-        <w:pStyle w:val="BodyText"/>
+        <w:pStyle w:val="Corpsdetexte"/>
         <w:spacing w:before="114"/>
         <w:rPr>
           <w:b/>
@@ -2183,7 +2393,7 @@
 </file>
 
 <file path=word/numbering.xml><?xml version="1.0" encoding="utf-8"?>
-<w:numbering xmlns:wpc="http://schemas.microsoft.com/office/word/2010/wordprocessingCanvas" xmlns:cx="http://schemas.microsoft.com/office/drawing/2014/chartex" xmlns:cx1="http://schemas.microsoft.com/office/drawing/2015/9/8/chartex" xmlns:cx2="http://schemas.microsoft.com/office/drawing/2015/10/21/chartex" xmlns:cx3="http://schemas.microsoft.com/office/drawing/2016/5/9/chartex" xmlns:cx4="http://schemas.microsoft.com/office/drawing/2016/5/10/chartex" xmlns:cx5="http://schemas.microsoft.com/office/drawing/2016/5/11/chartex" xmlns:cx6="http://schemas.microsoft.com/office/drawing/2016/5/12/chartex" xmlns:cx7="http://schemas.microsoft.com/office/drawing/2016/5/13/chartex" xmlns:cx8="http://schemas.microsoft.com/office/drawing/2016/5/14/chartex" xmlns:mc="http://schemas.openxmlformats.org/markup-compatibility/2006" xmlns:aink="http://schemas.microsoft.com/office/drawing/2016/ink" xmlns:am3d="http://schemas.microsoft.com/office/drawing/2017/model3d" xmlns:o="urn:schemas-microsoft-com:office:office" xmlns:r="http://schemas.openxmlformats.org/officeDocument/2006/relationships" xmlns:m="http://schemas.openxmlformats.org/officeDocument/2006/math" xmlns:v="urn:schemas-microsoft-com:vml" xmlns:wp14="http://schemas.microsoft.com/office/word/2010/wordprocessingDrawing" xmlns:wp="http://schemas.openxmlformats.org/drawingml/2006/wordprocessingDrawing" xmlns:w10="urn:schemas-microsoft-com:office:word" xmlns:w="http://schemas.openxmlformats.org/wordprocessingml/2006/main" xmlns:w14="http://schemas.microsoft.com/office/word/2010/wordml" xmlns:w15="http://schemas.microsoft.com/office/word/2012/wordml" xmlns:w16cex="http://schemas.microsoft.com/office/word/2018/wordml/cex" xmlns:w16cid="http://schemas.microsoft.com/office/word/2016/wordml/cid" xmlns:w16="http://schemas.microsoft.com/office/word/2018/wordml" xmlns:w16sdtdh="http://schemas.microsoft.com/office/word/2020/wordml/sdtdatahash" xmlns:w16se="http://schemas.microsoft.com/office/word/2015/wordml/symex" xmlns:wpg="http://schemas.microsoft.com/office/word/2010/wordprocessingGroup" xmlns:wpi="http://schemas.microsoft.com/office/word/2010/wordprocessingInk" xmlns:wne="http://schemas.microsoft.com/office/word/2006/wordml" xmlns:wps="http://schemas.microsoft.com/office/word/2010/wordprocessingShape" mc:Ignorable="w14 w15 w16se w16cid w16 w16cex w16sdtdh wp14">
+<w:numbering xmlns:wpc="http://schemas.microsoft.com/office/word/2010/wordprocessingCanvas" xmlns:cx="http://schemas.microsoft.com/office/drawing/2014/chartex" xmlns:mc="http://schemas.openxmlformats.org/markup-compatibility/2006" xmlns:o="urn:schemas-microsoft-com:office:office" xmlns:r="http://schemas.openxmlformats.org/officeDocument/2006/relationships" xmlns:m="http://schemas.openxmlformats.org/officeDocument/2006/math" xmlns:v="urn:schemas-microsoft-com:vml" xmlns:wp14="http://schemas.microsoft.com/office/word/2010/wordprocessingDrawing" xmlns:wp="http://schemas.openxmlformats.org/drawingml/2006/wordprocessingDrawing" xmlns:w10="urn:schemas-microsoft-com:office:word" xmlns:w="http://schemas.openxmlformats.org/wordprocessingml/2006/main" xmlns:w14="http://schemas.microsoft.com/office/word/2010/wordml" xmlns:w15="http://schemas.microsoft.com/office/word/2012/wordml" xmlns:w16se="http://schemas.microsoft.com/office/word/2015/wordml/symex" xmlns:wpg="http://schemas.microsoft.com/office/word/2010/wordprocessingGroup" xmlns:wpi="http://schemas.microsoft.com/office/word/2010/wordprocessingInk" xmlns:wne="http://schemas.microsoft.com/office/word/2006/wordml" xmlns:wps="http://schemas.microsoft.com/office/word/2010/wordprocessingShape" mc:Ignorable="w14 w15 w16se wp14">
   <w:abstractNum w:abstractNumId="0" w15:restartNumberingAfterBreak="0">
     <w:nsid w:val="039B0D3B"/>
     <w:multiLevelType w:val="hybridMultilevel"/>
@@ -2312,7 +2522,7 @@
 </file>
 
 <file path=word/styles.xml><?xml version="1.0" encoding="utf-8"?>
-<w:styles xmlns:mc="http://schemas.openxmlformats.org/markup-compatibility/2006" xmlns:r="http://schemas.openxmlformats.org/officeDocument/2006/relationships" xmlns:w="http://schemas.openxmlformats.org/wordprocessingml/2006/main" xmlns:w14="http://schemas.microsoft.com/office/word/2010/wordml" xmlns:w15="http://schemas.microsoft.com/office/word/2012/wordml" xmlns:w16cex="http://schemas.microsoft.com/office/word/2018/wordml/cex" xmlns:w16cid="http://schemas.microsoft.com/office/word/2016/wordml/cid" xmlns:w16="http://schemas.microsoft.com/office/word/2018/wordml" xmlns:w16sdtdh="http://schemas.microsoft.com/office/word/2020/wordml/sdtdatahash" xmlns:w16se="http://schemas.microsoft.com/office/word/2015/wordml/symex" mc:Ignorable="w14 w15 w16se w16cid w16 w16cex w16sdtdh">
+<w:styles xmlns:mc="http://schemas.openxmlformats.org/markup-compatibility/2006" xmlns:r="http://schemas.openxmlformats.org/officeDocument/2006/relationships" xmlns:w="http://schemas.openxmlformats.org/wordprocessingml/2006/main" xmlns:w14="http://schemas.microsoft.com/office/word/2010/wordml" xmlns:w15="http://schemas.microsoft.com/office/word/2012/wordml" xmlns:w16se="http://schemas.microsoft.com/office/word/2015/wordml/symex" mc:Ignorable="w14 w15 w16se">
   <w:docDefaults>
     <w:rPrDefault>
       <w:rPr>
@@ -2330,7 +2540,7 @@
       </w:pPr>
     </w:pPrDefault>
   </w:docDefaults>
-  <w:latentStyles w:defLockedState="0" w:defUIPriority="99" w:defSemiHidden="0" w:defUnhideWhenUsed="0" w:defQFormat="0" w:count="376">
+  <w:latentStyles w:defLockedState="0" w:defUIPriority="99" w:defSemiHidden="0" w:defUnhideWhenUsed="0" w:defQFormat="0" w:count="371">
     <w:lsdException w:name="Normal" w:uiPriority="0" w:qFormat="1"/>
     <w:lsdException w:name="heading 1" w:uiPriority="9" w:qFormat="1"/>
     <w:lsdException w:name="heading 2" w:semiHidden="1" w:uiPriority="9" w:unhideWhenUsed="1" w:qFormat="1"/>
@@ -2510,7 +2720,7 @@
     <w:lsdException w:name="Medium Shading 2 Accent 1" w:uiPriority="64"/>
     <w:lsdException w:name="Medium List 1 Accent 1" w:uiPriority="65"/>
     <w:lsdException w:name="Revision" w:semiHidden="1"/>
-    <w:lsdException w:name="List Paragraph" w:uiPriority="34" w:qFormat="1"/>
+    <w:lsdException w:name="List Paragraph" w:uiPriority="1" w:qFormat="1"/>
     <w:lsdException w:name="Quote" w:uiPriority="29" w:qFormat="1"/>
     <w:lsdException w:name="Intense Quote" w:uiPriority="30" w:qFormat="1"/>
     <w:lsdException w:name="Medium List 2 Accent 1" w:uiPriority="66"/>
@@ -2702,11 +2912,6 @@
     <w:lsdException w:name="List Table 5 Dark Accent 6" w:uiPriority="50"/>
     <w:lsdException w:name="List Table 6 Colorful Accent 6" w:uiPriority="51"/>
     <w:lsdException w:name="List Table 7 Colorful Accent 6" w:uiPriority="52"/>
-    <w:lsdException w:name="Mention" w:semiHidden="1" w:unhideWhenUsed="1"/>
-    <w:lsdException w:name="Smart Hyperlink" w:semiHidden="1" w:unhideWhenUsed="1"/>
-    <w:lsdException w:name="Hashtag" w:semiHidden="1" w:unhideWhenUsed="1"/>
-    <w:lsdException w:name="Unresolved Mention" w:semiHidden="1" w:unhideWhenUsed="1"/>
-    <w:lsdException w:name="Smart Link" w:semiHidden="1" w:unhideWhenUsed="1"/>
   </w:latentStyles>
   <w:style w:type="paragraph" w:default="1" w:styleId="Normal">
     <w:name w:val="Normal"/>
@@ -2717,7 +2922,7 @@
       <w:lang w:val="fr-FR"/>
     </w:rPr>
   </w:style>
-  <w:style w:type="paragraph" w:styleId="Heading1">
+  <w:style w:type="paragraph" w:styleId="Titre1">
     <w:name w:val="heading 1"/>
     <w:basedOn w:val="Normal"/>
     <w:uiPriority w:val="1"/>
@@ -2731,13 +2936,13 @@
       <w:bCs/>
     </w:rPr>
   </w:style>
-  <w:style w:type="character" w:default="1" w:styleId="DefaultParagraphFont">
+  <w:style w:type="character" w:default="1" w:styleId="Policepardfaut">
     <w:name w:val="Default Paragraph Font"/>
     <w:uiPriority w:val="1"/>
     <w:semiHidden/>
     <w:unhideWhenUsed/>
   </w:style>
-  <w:style w:type="table" w:default="1" w:styleId="TableNormal">
+  <w:style w:type="table" w:default="1" w:styleId="TableauNormal">
     <w:name w:val="Normal Table"/>
     <w:uiPriority w:val="99"/>
     <w:semiHidden/>
@@ -2752,7 +2957,7 @@
       </w:tblCellMar>
     </w:tblPr>
   </w:style>
-  <w:style w:type="numbering" w:default="1" w:styleId="NoList">
+  <w:style w:type="numbering" w:default="1" w:styleId="Aucuneliste">
     <w:name w:val="No List"/>
     <w:uiPriority w:val="99"/>
     <w:semiHidden/>
@@ -2774,13 +2979,13 @@
       </w:tblCellMar>
     </w:tblPr>
   </w:style>
-  <w:style w:type="paragraph" w:styleId="BodyText">
+  <w:style w:type="paragraph" w:styleId="Corpsdetexte">
     <w:name w:val="Body Text"/>
     <w:basedOn w:val="Normal"/>
     <w:uiPriority w:val="1"/>
     <w:qFormat/>
   </w:style>
-  <w:style w:type="paragraph" w:styleId="Title">
+  <w:style w:type="paragraph" w:styleId="Titre">
     <w:name w:val="Title"/>
     <w:basedOn w:val="Normal"/>
     <w:uiPriority w:val="1"/>
@@ -2798,7 +3003,7 @@
       <w:szCs w:val="56"/>
     </w:rPr>
   </w:style>
-  <w:style w:type="paragraph" w:styleId="ListParagraph">
+  <w:style w:type="paragraph" w:styleId="Paragraphedeliste">
     <w:name w:val="List Paragraph"/>
     <w:basedOn w:val="Normal"/>
     <w:uiPriority w:val="1"/>

--- a/templates/template_L2.docx
+++ b/templates/template_L2.docx
@@ -1849,20 +1849,20 @@
         <w:rPr>
           <w:spacing w:val="-12"/>
         </w:rPr>
-        <w:t xml:space="preserve"> {{</w:t>
-      </w:r>
-      <w:r>
-        <w:rPr>
-          <w:b/>
-        </w:rPr>
-        <w:t>TNR 227</w:t>
+        <w:t xml:space="preserve"> </w:t>
+      </w:r>
+      <w:r>
+        <w:rPr>
+          <w:b/>
+        </w:rPr>
+        <w:t xml:space="preserve">{{TNR 227}}</w:t>
       </w:r>
       <w:proofErr w:type="gramStart"/>
       <w:r>
         <w:rPr>
           <w:b/>
         </w:rPr>
-        <w:t>}}/</w:t>
+        <w:t xml:space="preserve">/</w:t>
       </w:r>
       <w:proofErr w:type="gramEnd"/>
       <w:r>
@@ -2028,14 +2028,14 @@
         <w:rPr>
           <w:b/>
         </w:rPr>
-        <w:t>: {{</w:t>
+        <w:t xml:space="preserve">: </w:t>
       </w:r>
       <w:r>
         <w:rPr>
           <w:b/>
           <w:sz w:val="24"/>
         </w:rPr>
-        <w:t>Bien}}</w:t>
+        <w:t xml:space="preserve">{{Bien}}</w:t>
       </w:r>
       <w:r>
         <w:t xml:space="preserve">                          </w:t>
@@ -2094,7 +2094,6 @@
           <w:b/>
           <w:spacing w:val="-5"/>
         </w:rPr>
-        <w:t>{</w:t>
       </w:r>
       <w:proofErr w:type="gramEnd"/>
       <w:r>
@@ -2102,14 +2101,13 @@
           <w:b/>
           <w:spacing w:val="-5"/>
         </w:rPr>
-        <w:t xml:space="preserve">{ </w:t>
       </w:r>
       <w:r>
         <w:rPr>
           <w:b/>
           <w:sz w:val="24"/>
         </w:rPr>
-        <w:t xml:space="preserve">01/02/1984}} </w:t>
+        <w:t xml:space="preserve">{{ 01/02/1984}} </w:t>
       </w:r>
       <w:r>
         <w:t xml:space="preserve">à </w:t>
@@ -2119,7 +2117,7 @@
           <w:b/>
           <w:sz w:val="24"/>
         </w:rPr>
-        <w:t xml:space="preserve"> {{</w:t>
+        <w:t xml:space="preserve"> </w:t>
       </w:r>
       <w:proofErr w:type="spellStart"/>
       <w:r>
@@ -2127,7 +2125,7 @@
           <w:b/>
           <w:sz w:val="24"/>
         </w:rPr>
-        <w:t>Andramasina</w:t>
+        <w:t xml:space="preserve">{{Andramasina}}</w:t>
       </w:r>
       <w:proofErr w:type="spellEnd"/>
       <w:r>
@@ -2135,7 +2133,6 @@
           <w:b/>
           <w:sz w:val="24"/>
         </w:rPr>
-        <w:t>}}</w:t>
       </w:r>
       <w:r>
         <w:tab/>
